--- a/agendas/Agenda 2025-09-11.docx
+++ b/agendas/Agenda 2025-09-11.docx
@@ -153,17 +153,227 @@
       </w:r>
     </w:p>
     <w:p/>
-    <w:p>
+    <w:p/>
+    <w:p>
+      <w:r>
+        <w:t>Feedback</w:t>
+      </w:r>
+      <w:r>
+        <w:t xml:space="preserve"> from Ziyang</w:t>
+      </w:r>
+      <w:r>
+        <w:t>:</w:t>
+      </w:r>
       <w:r>
         <w:t> </w:t>
       </w:r>
     </w:p>
+    <w:p>
+      <w:r>
+        <w:t>Research Qu:</w:t>
+      </w:r>
+    </w:p>
+    <w:p>
+      <w:pPr>
+        <w:pStyle w:val="ListParagraph"/>
+        <w:numPr>
+          <w:ilvl w:val="0"/>
+          <w:numId w:val="2"/>
+        </w:numPr>
+      </w:pPr>
+      <w:r>
+        <w:t xml:space="preserve">Happy with the research </w:t>
+      </w:r>
+      <w:proofErr w:type="spellStart"/>
+      <w:r>
+        <w:t>qu</w:t>
+      </w:r>
+      <w:proofErr w:type="spellEnd"/>
+      <w:r>
+        <w:t xml:space="preserve"> being medium term daily forecast out to 28 days</w:t>
+      </w:r>
+    </w:p>
+    <w:p>
+      <w:pPr>
+        <w:pStyle w:val="ListParagraph"/>
+        <w:numPr>
+          <w:ilvl w:val="0"/>
+          <w:numId w:val="2"/>
+        </w:numPr>
+      </w:pPr>
+      <w:r>
+        <w:t>Need to aggregate data from supplied 30min data</w:t>
+      </w:r>
+    </w:p>
     <w:p/>
     <w:p>
       <w:r>
-        <w:t> </w:t>
-      </w:r>
-    </w:p>
+        <w:t>Additional data:</w:t>
+      </w:r>
+    </w:p>
+    <w:p>
+      <w:pPr>
+        <w:pStyle w:val="ListParagraph"/>
+        <w:numPr>
+          <w:ilvl w:val="0"/>
+          <w:numId w:val="2"/>
+        </w:numPr>
+      </w:pPr>
+      <w:r>
+        <w:t xml:space="preserve">Can choose to source additional data including </w:t>
+      </w:r>
+      <w:proofErr w:type="gramStart"/>
+      <w:r>
+        <w:t>extending  the</w:t>
+      </w:r>
+      <w:proofErr w:type="gramEnd"/>
+      <w:r>
+        <w:t xml:space="preserve"> </w:t>
+      </w:r>
+      <w:proofErr w:type="gramStart"/>
+      <w:r>
+        <w:t>time period</w:t>
+      </w:r>
+      <w:proofErr w:type="gramEnd"/>
+      <w:r>
+        <w:t xml:space="preserve"> but we don’t have to</w:t>
+      </w:r>
+    </w:p>
+    <w:p>
+      <w:pPr>
+        <w:pStyle w:val="ListParagraph"/>
+        <w:ind w:left="1080"/>
+      </w:pPr>
+    </w:p>
+    <w:p>
+      <w:r>
+        <w:t>Do we need multiple baselines?</w:t>
+      </w:r>
+    </w:p>
+    <w:p>
+      <w:pPr>
+        <w:pStyle w:val="ListParagraph"/>
+        <w:numPr>
+          <w:ilvl w:val="0"/>
+          <w:numId w:val="2"/>
+        </w:numPr>
+      </w:pPr>
+      <w:r>
+        <w:t xml:space="preserve">OK for us to </w:t>
+      </w:r>
+    </w:p>
+    <w:p>
+      <w:pPr>
+        <w:pStyle w:val="ListParagraph"/>
+        <w:numPr>
+          <w:ilvl w:val="0"/>
+          <w:numId w:val="2"/>
+        </w:numPr>
+      </w:pPr>
+      <w:r>
+        <w:t>Let the performance of the model variants guide what models we fit</w:t>
+      </w:r>
+    </w:p>
+    <w:p>
+      <w:pPr>
+        <w:pStyle w:val="ListParagraph"/>
+        <w:numPr>
+          <w:ilvl w:val="0"/>
+          <w:numId w:val="2"/>
+        </w:numPr>
+      </w:pPr>
+      <w:r>
+        <w:t>Make sure we check the assumptions of the fitted models</w:t>
+      </w:r>
+    </w:p>
+    <w:p>
+      <w:r>
+        <w:t>Adding data</w:t>
+      </w:r>
+    </w:p>
+    <w:p>
+      <w:pPr>
+        <w:pStyle w:val="ListParagraph"/>
+        <w:numPr>
+          <w:ilvl w:val="0"/>
+          <w:numId w:val="2"/>
+        </w:numPr>
+      </w:pPr>
+      <w:r>
+        <w:t xml:space="preserve">Don’t feel you need to find complete data for additional data sources. </w:t>
+      </w:r>
+    </w:p>
+    <w:p>
+      <w:pPr>
+        <w:pStyle w:val="ListParagraph"/>
+        <w:numPr>
+          <w:ilvl w:val="0"/>
+          <w:numId w:val="2"/>
+        </w:numPr>
+      </w:pPr>
+      <w:r>
+        <w:t>Can apply some assumptions to fit a function to incomplete data we can find</w:t>
+      </w:r>
+    </w:p>
+    <w:p>
+      <w:r>
+        <w:lastRenderedPageBreak/>
+        <w:t>EDA</w:t>
+      </w:r>
+    </w:p>
+    <w:p>
+      <w:pPr>
+        <w:pStyle w:val="ListParagraph"/>
+        <w:numPr>
+          <w:ilvl w:val="0"/>
+          <w:numId w:val="2"/>
+        </w:numPr>
+      </w:pPr>
+      <w:r>
+        <w:t xml:space="preserve">Need to look at the EDA of the data as received (30 min </w:t>
+      </w:r>
+      <w:proofErr w:type="spellStart"/>
+      <w:r>
+        <w:t>granualarity</w:t>
+      </w:r>
+      <w:proofErr w:type="spellEnd"/>
+      <w:r>
+        <w:t xml:space="preserve">). but </w:t>
+      </w:r>
+      <w:proofErr w:type="gramStart"/>
+      <w:r>
+        <w:t>also</w:t>
+      </w:r>
+      <w:proofErr w:type="gramEnd"/>
+      <w:r>
+        <w:t xml:space="preserve"> when the data is rolled up to level that will enter the model</w:t>
+      </w:r>
+    </w:p>
+    <w:p>
+      <w:pPr>
+        <w:pStyle w:val="ListParagraph"/>
+        <w:numPr>
+          <w:ilvl w:val="0"/>
+          <w:numId w:val="2"/>
+        </w:numPr>
+      </w:pPr>
+      <w:r>
+        <w:t>State correlations between features and demand as part of the EDA</w:t>
+      </w:r>
+    </w:p>
+    <w:p>
+      <w:pPr>
+        <w:pStyle w:val="ListParagraph"/>
+        <w:numPr>
+          <w:ilvl w:val="0"/>
+          <w:numId w:val="2"/>
+        </w:numPr>
+      </w:pPr>
+      <w:r>
+        <w:t>Very good EDA. Looks very professional</w:t>
+      </w:r>
+    </w:p>
+    <w:p/>
     <w:sectPr>
       <w:pgSz w:w="11906" w:h="16838"/>
       <w:pgMar w:top="1440" w:right="1440" w:bottom="1440" w:left="1440" w:header="708" w:footer="708" w:gutter="0"/>
@@ -990,6 +1200,7 @@
   <w:style w:type="character" w:default="1" w:styleId="DefaultParagraphFont">
     <w:name w:val="Default Paragraph Font"/>
     <w:uiPriority w:val="1"/>
+    <w:semiHidden/>
     <w:unhideWhenUsed/>
   </w:style>
   <w:style w:type="table" w:default="1" w:styleId="TableNormal">
